--- a/guj/docx/025.content.docx
+++ b/guj/docx/025.content.docx
@@ -590,18 +590,12 @@
           <w:lang w:val="gu_IN" w:bidi="gu_IN"/>
         </w:rPr>
       </w:r>
-      <w:hyperlink r:id="rId13">
-        <w:r>
-          <w:rPr>
-            <w:lang w:val="gu_IN" w:bidi="gu_IN"/>
-          </w:rPr>
-          <w:rPr>
-            <w:color w:val="0000EE"/>
-            <w:u w:val="single"/>
-          </w:rPr>
-          <w:t>ઉત્પત્તિ 21:14–16</w:t>
-        </w:r>
-      </w:hyperlink>
+      <w:r>
+        <w:rPr>
+          <w:lang w:val="gu_IN" w:bidi="gu_IN"/>
+        </w:rPr>
+        <w:t>ઉત્પત્તિ 21:14–16</w:t>
+      </w:r>
     </w:p>
     <w:p>
       <w:pPr>
@@ -614,18 +608,12 @@
           <w:lang w:val="gu_IN" w:bidi="gu_IN"/>
         </w:rPr>
       </w:r>
-      <w:hyperlink r:id="rId14">
-        <w:r>
-          <w:rPr>
-            <w:lang w:val="gu_IN" w:bidi="gu_IN"/>
-          </w:rPr>
-          <w:rPr>
-            <w:color w:val="0000EE"/>
-            <w:u w:val="single"/>
-          </w:rPr>
-          <w:t>હબ્બાકૂક 3:9–10</w:t>
-        </w:r>
-      </w:hyperlink>
+      <w:r>
+        <w:rPr>
+          <w:lang w:val="gu_IN" w:bidi="gu_IN"/>
+        </w:rPr>
+        <w:t>હબ્બાકૂક 3:9–10</w:t>
+      </w:r>
     </w:p>
     <w:p>
       <w:pPr>
@@ -638,18 +626,12 @@
           <w:lang w:val="gu_IN" w:bidi="gu_IN"/>
         </w:rPr>
       </w:r>
-      <w:hyperlink r:id="rId15">
-        <w:r>
-          <w:rPr>
-            <w:lang w:val="gu_IN" w:bidi="gu_IN"/>
-          </w:rPr>
-          <w:rPr>
-            <w:color w:val="0000EE"/>
-            <w:u w:val="single"/>
-          </w:rPr>
-          <w:t>અયુબ 29:20–22</w:t>
-        </w:r>
-      </w:hyperlink>
+      <w:r>
+        <w:rPr>
+          <w:lang w:val="gu_IN" w:bidi="gu_IN"/>
+        </w:rPr>
+        <w:t>અયુબ 29:20–22</w:t>
+      </w:r>
     </w:p>
     <w:p>
       <w:pPr>
@@ -662,18 +644,12 @@
           <w:lang w:val="gu_IN" w:bidi="gu_IN"/>
         </w:rPr>
       </w:r>
-      <w:hyperlink r:id="rId16">
-        <w:r>
-          <w:rPr>
-            <w:lang w:val="gu_IN" w:bidi="gu_IN"/>
-          </w:rPr>
-          <w:rPr>
-            <w:color w:val="0000EE"/>
-            <w:u w:val="single"/>
-          </w:rPr>
-          <w:t>યર્મિયાનો વિલાપ 2:3–4</w:t>
-        </w:r>
-      </w:hyperlink>
+      <w:r>
+        <w:rPr>
+          <w:lang w:val="gu_IN" w:bidi="gu_IN"/>
+        </w:rPr>
+        <w:t>યર્મિયાનો વિલાપ 2:3–4</w:t>
+      </w:r>
     </w:p>
     <w:p>
       <w:pPr>
@@ -686,18 +662,12 @@
           <w:lang w:val="gu_IN" w:bidi="gu_IN"/>
         </w:rPr>
       </w:r>
-      <w:hyperlink r:id="rId17">
-        <w:r>
-          <w:rPr>
-            <w:lang w:val="gu_IN" w:bidi="gu_IN"/>
-          </w:rPr>
-          <w:rPr>
-            <w:color w:val="0000EE"/>
-            <w:u w:val="single"/>
-          </w:rPr>
-          <w:t>ગીતશાસ્ત્ર 58:6–8</w:t>
-        </w:r>
-      </w:hyperlink>
+      <w:r>
+        <w:rPr>
+          <w:lang w:val="gu_IN" w:bidi="gu_IN"/>
+        </w:rPr>
+        <w:t>ગીતશાસ્ત્ર 58:6–8</w:t>
+      </w:r>
     </w:p>
     <w:p>
       <w:pPr>
@@ -920,18 +890,12 @@
           <w:lang w:val="gu_IN" w:bidi="gu_IN"/>
         </w:rPr>
       </w:r>
-      <w:hyperlink r:id="rId18">
-        <w:r>
-          <w:rPr>
-            <w:lang w:val="gu_IN" w:bidi="gu_IN"/>
-          </w:rPr>
-          <w:rPr>
-            <w:color w:val="0000EE"/>
-            <w:u w:val="single"/>
-          </w:rPr>
-          <w:t>1 પિતર 3:18–20</w:t>
-        </w:r>
-      </w:hyperlink>
+      <w:r>
+        <w:rPr>
+          <w:lang w:val="gu_IN" w:bidi="gu_IN"/>
+        </w:rPr>
+        <w:t>1 પિતર 3:18–20</w:t>
+      </w:r>
     </w:p>
     <w:p>
       <w:pPr>
@@ -944,18 +908,12 @@
           <w:lang w:val="gu_IN" w:bidi="gu_IN"/>
         </w:rPr>
       </w:r>
-      <w:hyperlink r:id="rId19">
-        <w:r>
-          <w:rPr>
-            <w:lang w:val="gu_IN" w:bidi="gu_IN"/>
-          </w:rPr>
-          <w:rPr>
-            <w:color w:val="0000EE"/>
-            <w:u w:val="single"/>
-          </w:rPr>
-          <w:t>2 પિતર 3:8–9</w:t>
-        </w:r>
-      </w:hyperlink>
+      <w:r>
+        <w:rPr>
+          <w:lang w:val="gu_IN" w:bidi="gu_IN"/>
+        </w:rPr>
+        <w:t>2 પિતર 3:8–9</w:t>
+      </w:r>
     </w:p>
     <w:p>
       <w:pPr>
@@ -968,18 +926,12 @@
           <w:lang w:val="gu_IN" w:bidi="gu_IN"/>
         </w:rPr>
       </w:r>
-      <w:hyperlink r:id="rId20">
-        <w:r>
-          <w:rPr>
-            <w:lang w:val="gu_IN" w:bidi="gu_IN"/>
-          </w:rPr>
-          <w:rPr>
-            <w:color w:val="0000EE"/>
-            <w:u w:val="single"/>
-          </w:rPr>
-          <w:t>હિબ્રૂ 6:11–12</w:t>
-        </w:r>
-      </w:hyperlink>
+      <w:r>
+        <w:rPr>
+          <w:lang w:val="gu_IN" w:bidi="gu_IN"/>
+        </w:rPr>
+        <w:t>હિબ્રૂ 6:11–12</w:t>
+      </w:r>
     </w:p>
     <w:p>
       <w:pPr>
@@ -992,18 +944,12 @@
           <w:lang w:val="gu_IN" w:bidi="gu_IN"/>
         </w:rPr>
       </w:r>
-      <w:hyperlink r:id="rId21">
-        <w:r>
-          <w:rPr>
-            <w:lang w:val="gu_IN" w:bidi="gu_IN"/>
-          </w:rPr>
-          <w:rPr>
-            <w:color w:val="0000EE"/>
-            <w:u w:val="single"/>
-          </w:rPr>
-          <w:t>માથ્થી 18:28–29</w:t>
-        </w:r>
-      </w:hyperlink>
+      <w:r>
+        <w:rPr>
+          <w:lang w:val="gu_IN" w:bidi="gu_IN"/>
+        </w:rPr>
+        <w:t>માથ્થી 18:28–29</w:t>
+      </w:r>
     </w:p>
     <w:p>
       <w:pPr>
@@ -1016,18 +962,12 @@
           <w:lang w:val="gu_IN" w:bidi="gu_IN"/>
         </w:rPr>
       </w:r>
-      <w:hyperlink r:id="rId22">
-        <w:r>
-          <w:rPr>
-            <w:lang w:val="gu_IN" w:bidi="gu_IN"/>
-          </w:rPr>
-          <w:rPr>
-            <w:color w:val="0000EE"/>
-            <w:u w:val="single"/>
-          </w:rPr>
-          <w:t>ગીતશાસ્ત્ર 37:7</w:t>
-        </w:r>
-      </w:hyperlink>
+      <w:r>
+        <w:rPr>
+          <w:lang w:val="gu_IN" w:bidi="gu_IN"/>
+        </w:rPr>
+        <w:t>ગીતશાસ્ત્ર 37:7</w:t>
+      </w:r>
     </w:p>
     <w:p>
       <w:pPr>
@@ -1040,18 +980,12 @@
           <w:lang w:val="gu_IN" w:bidi="gu_IN"/>
         </w:rPr>
       </w:r>
-      <w:hyperlink r:id="rId23">
-        <w:r>
-          <w:rPr>
-            <w:lang w:val="gu_IN" w:bidi="gu_IN"/>
-          </w:rPr>
-          <w:rPr>
-            <w:color w:val="0000EE"/>
-            <w:u w:val="single"/>
-          </w:rPr>
-          <w:t>પ્રકટીકરણ 2:1–2</w:t>
-        </w:r>
-      </w:hyperlink>
+      <w:r>
+        <w:rPr>
+          <w:lang w:val="gu_IN" w:bidi="gu_IN"/>
+        </w:rPr>
+        <w:t>પ્રકટીકરણ 2:1–2</w:t>
+      </w:r>
     </w:p>
     <w:p>
       <w:pPr>
@@ -1356,18 +1290,12 @@
           <w:lang w:val="gu_IN" w:bidi="gu_IN"/>
         </w:rPr>
       </w:r>
-      <w:hyperlink r:id="rId24">
-        <w:r>
-          <w:rPr>
-            <w:lang w:val="gu_IN" w:bidi="gu_IN"/>
-          </w:rPr>
-          <w:rPr>
-            <w:color w:val="0000EE"/>
-            <w:u w:val="single"/>
-          </w:rPr>
-          <w:t>1 રાજા 3:1–3</w:t>
-        </w:r>
-      </w:hyperlink>
+      <w:r>
+        <w:rPr>
+          <w:lang w:val="gu_IN" w:bidi="gu_IN"/>
+        </w:rPr>
+        <w:t>1 રાજા 3:1–3</w:t>
+      </w:r>
     </w:p>
     <w:p>
       <w:pPr>
@@ -1380,18 +1308,12 @@
           <w:lang w:val="gu_IN" w:bidi="gu_IN"/>
         </w:rPr>
       </w:r>
-      <w:hyperlink r:id="rId25">
-        <w:r>
-          <w:rPr>
-            <w:lang w:val="gu_IN" w:bidi="gu_IN"/>
-          </w:rPr>
-          <w:rPr>
-            <w:color w:val="0000EE"/>
-            <w:u w:val="single"/>
-          </w:rPr>
-          <w:t>2 કાળવૃતાંત 13:10–11</w:t>
-        </w:r>
-      </w:hyperlink>
+      <w:r>
+        <w:rPr>
+          <w:lang w:val="gu_IN" w:bidi="gu_IN"/>
+        </w:rPr>
+        <w:t>2 કાળવૃતાંત 13:10–11</w:t>
+      </w:r>
     </w:p>
     <w:p>
       <w:pPr>
@@ -1404,18 +1326,12 @@
           <w:lang w:val="gu_IN" w:bidi="gu_IN"/>
         </w:rPr>
       </w:r>
-      <w:hyperlink r:id="rId26">
-        <w:r>
-          <w:rPr>
-            <w:lang w:val="gu_IN" w:bidi="gu_IN"/>
-          </w:rPr>
-          <w:rPr>
-            <w:color w:val="0000EE"/>
-            <w:u w:val="single"/>
-          </w:rPr>
-          <w:t>2 રાજા 14:4–5</w:t>
-        </w:r>
-      </w:hyperlink>
+      <w:r>
+        <w:rPr>
+          <w:lang w:val="gu_IN" w:bidi="gu_IN"/>
+        </w:rPr>
+        <w:t>2 રાજા 14:4–5</w:t>
+      </w:r>
     </w:p>
     <w:p>
       <w:pPr>
@@ -1428,18 +1344,12 @@
           <w:lang w:val="gu_IN" w:bidi="gu_IN"/>
         </w:rPr>
       </w:r>
-      <w:hyperlink r:id="rId27">
-        <w:r>
-          <w:rPr>
-            <w:lang w:val="gu_IN" w:bidi="gu_IN"/>
-          </w:rPr>
-          <w:rPr>
-            <w:color w:val="0000EE"/>
-            <w:u w:val="single"/>
-          </w:rPr>
-          <w:t>નિર્ગમન 25:3–7</w:t>
-        </w:r>
-      </w:hyperlink>
+      <w:r>
+        <w:rPr>
+          <w:lang w:val="gu_IN" w:bidi="gu_IN"/>
+        </w:rPr>
+        <w:t>નિર્ગમન 25:3–7</w:t>
+      </w:r>
     </w:p>
     <w:p>
       <w:pPr>
@@ -1452,18 +1362,12 @@
           <w:lang w:val="gu_IN" w:bidi="gu_IN"/>
         </w:rPr>
       </w:r>
-      <w:hyperlink r:id="rId28">
-        <w:r>
-          <w:rPr>
-            <w:lang w:val="gu_IN" w:bidi="gu_IN"/>
-          </w:rPr>
-          <w:rPr>
-            <w:color w:val="0000EE"/>
-            <w:u w:val="single"/>
-          </w:rPr>
-          <w:t>લૂક 1:8–10</w:t>
-        </w:r>
-      </w:hyperlink>
+      <w:r>
+        <w:rPr>
+          <w:lang w:val="gu_IN" w:bidi="gu_IN"/>
+        </w:rPr>
+        <w:t>લૂક 1:8–10</w:t>
+      </w:r>
     </w:p>
     <w:p>
       <w:pPr>
@@ -1721,18 +1625,12 @@
           <w:lang w:val="gu_IN" w:bidi="gu_IN"/>
         </w:rPr>
       </w:r>
-      <w:hyperlink r:id="rId29">
-        <w:r>
-          <w:rPr>
-            <w:lang w:val="gu_IN" w:bidi="gu_IN"/>
-          </w:rPr>
-          <w:rPr>
-            <w:color w:val="0000EE"/>
-            <w:u w:val="single"/>
-          </w:rPr>
-          <w:t>લૂક 1:11–13</w:t>
-        </w:r>
-      </w:hyperlink>
+      <w:r>
+        <w:rPr>
+          <w:lang w:val="gu_IN" w:bidi="gu_IN"/>
+        </w:rPr>
+        <w:t>લૂક 1:11–13</w:t>
+      </w:r>
     </w:p>
     <w:p>
       <w:pPr>
@@ -1954,18 +1852,12 @@
           <w:lang w:val="gu_IN" w:bidi="gu_IN"/>
         </w:rPr>
       </w:r>
-      <w:hyperlink r:id="rId30">
-        <w:r>
-          <w:rPr>
-            <w:lang w:val="gu_IN" w:bidi="gu_IN"/>
-          </w:rPr>
-          <w:rPr>
-            <w:color w:val="0000EE"/>
-            <w:u w:val="single"/>
-          </w:rPr>
-          <w:t>ક્લોસ્સી 1:11–12</w:t>
-        </w:r>
-      </w:hyperlink>
+      <w:r>
+        <w:rPr>
+          <w:lang w:val="gu_IN" w:bidi="gu_IN"/>
+        </w:rPr>
+        <w:t>ક્લોસ્સી 1:11–12</w:t>
+      </w:r>
     </w:p>
     <w:p>
       <w:pPr>
@@ -1978,18 +1870,12 @@
           <w:lang w:val="gu_IN" w:bidi="gu_IN"/>
         </w:rPr>
       </w:r>
-      <w:hyperlink r:id="rId31">
-        <w:r>
-          <w:rPr>
-            <w:lang w:val="gu_IN" w:bidi="gu_IN"/>
-          </w:rPr>
-          <w:rPr>
-            <w:color w:val="0000EE"/>
-            <w:u w:val="single"/>
-          </w:rPr>
-          <w:t>એફેસી 6:17–18</w:t>
-        </w:r>
-      </w:hyperlink>
+      <w:r>
+        <w:rPr>
+          <w:lang w:val="gu_IN" w:bidi="gu_IN"/>
+        </w:rPr>
+        <w:t>એફેસી 6:17–18</w:t>
+      </w:r>
     </w:p>
     <w:p>
       <w:pPr>
@@ -2002,18 +1888,12 @@
           <w:lang w:val="gu_IN" w:bidi="gu_IN"/>
         </w:rPr>
       </w:r>
-      <w:hyperlink r:id="rId32">
-        <w:r>
-          <w:rPr>
-            <w:lang w:val="gu_IN" w:bidi="gu_IN"/>
-          </w:rPr>
-          <w:rPr>
-            <w:color w:val="0000EE"/>
-            <w:u w:val="single"/>
-          </w:rPr>
-          <w:t>યાકૂબ 5:9–11</w:t>
-        </w:r>
-      </w:hyperlink>
+      <w:r>
+        <w:rPr>
+          <w:lang w:val="gu_IN" w:bidi="gu_IN"/>
+        </w:rPr>
+        <w:t>યાકૂબ 5:9–11</w:t>
+      </w:r>
     </w:p>
     <w:p>
       <w:pPr>
@@ -2026,18 +1906,12 @@
           <w:lang w:val="gu_IN" w:bidi="gu_IN"/>
         </w:rPr>
       </w:r>
-      <w:hyperlink r:id="rId33">
-        <w:r>
-          <w:rPr>
-            <w:lang w:val="gu_IN" w:bidi="gu_IN"/>
-          </w:rPr>
-          <w:rPr>
-            <w:color w:val="0000EE"/>
-            <w:u w:val="single"/>
-          </w:rPr>
-          <w:t>લૂક 8:14–15</w:t>
-        </w:r>
-      </w:hyperlink>
+      <w:r>
+        <w:rPr>
+          <w:lang w:val="gu_IN" w:bidi="gu_IN"/>
+        </w:rPr>
+        <w:t>લૂક 8:14–15</w:t>
+      </w:r>
     </w:p>
     <w:p>
       <w:pPr>
@@ -2285,18 +2159,12 @@
           <w:lang w:val="gu_IN" w:bidi="gu_IN"/>
         </w:rPr>
       </w:r>
-      <w:hyperlink r:id="rId34">
-        <w:r>
-          <w:rPr>
-            <w:lang w:val="gu_IN" w:bidi="gu_IN"/>
-          </w:rPr>
-          <w:rPr>
-            <w:color w:val="0000EE"/>
-            <w:u w:val="single"/>
-          </w:rPr>
-          <w:t>2 કોરિંથી 7:15–16</w:t>
-        </w:r>
-      </w:hyperlink>
+      <w:r>
+        <w:rPr>
+          <w:lang w:val="gu_IN" w:bidi="gu_IN"/>
+        </w:rPr>
+        <w:t>2 કોરિંથી 7:15–16</w:t>
+      </w:r>
     </w:p>
     <w:p>
       <w:pPr>
@@ -2309,18 +2177,12 @@
           <w:lang w:val="gu_IN" w:bidi="gu_IN"/>
         </w:rPr>
       </w:r>
-      <w:hyperlink r:id="rId35">
-        <w:r>
-          <w:rPr>
-            <w:lang w:val="gu_IN" w:bidi="gu_IN"/>
-          </w:rPr>
-          <w:rPr>
-            <w:color w:val="0000EE"/>
-            <w:u w:val="single"/>
-          </w:rPr>
-          <w:t>2 શમુએલ 22:44–46</w:t>
-        </w:r>
-      </w:hyperlink>
+      <w:r>
+        <w:rPr>
+          <w:lang w:val="gu_IN" w:bidi="gu_IN"/>
+        </w:rPr>
+        <w:t>2 શમુએલ 22:44–46</w:t>
+      </w:r>
     </w:p>
     <w:p>
       <w:pPr>
@@ -2333,18 +2195,12 @@
           <w:lang w:val="gu_IN" w:bidi="gu_IN"/>
         </w:rPr>
       </w:r>
-      <w:hyperlink r:id="rId36">
-        <w:r>
-          <w:rPr>
-            <w:lang w:val="gu_IN" w:bidi="gu_IN"/>
-          </w:rPr>
-          <w:rPr>
-            <w:color w:val="0000EE"/>
-            <w:u w:val="single"/>
-          </w:rPr>
-          <w:t>પ્રેરિતોનાં કૃત્યો 16:29–31</w:t>
-        </w:r>
-      </w:hyperlink>
+      <w:r>
+        <w:rPr>
+          <w:lang w:val="gu_IN" w:bidi="gu_IN"/>
+        </w:rPr>
+        <w:t>પ્રેરિતોનાં કૃત્યો 16:29–31</w:t>
+      </w:r>
     </w:p>
     <w:p>
       <w:pPr>
@@ -2357,18 +2213,12 @@
           <w:lang w:val="gu_IN" w:bidi="gu_IN"/>
         </w:rPr>
       </w:r>
-      <w:hyperlink r:id="rId37">
-        <w:r>
-          <w:rPr>
-            <w:lang w:val="gu_IN" w:bidi="gu_IN"/>
-          </w:rPr>
-          <w:rPr>
-            <w:color w:val="0000EE"/>
-            <w:u w:val="single"/>
-          </w:rPr>
-          <w:t>યર્મિયાહ 5:20–22</w:t>
-        </w:r>
-      </w:hyperlink>
+      <w:r>
+        <w:rPr>
+          <w:lang w:val="gu_IN" w:bidi="gu_IN"/>
+        </w:rPr>
+        <w:t>યર્મિયાહ 5:20–22</w:t>
+      </w:r>
     </w:p>
     <w:p>
       <w:pPr>
@@ -2381,18 +2231,12 @@
           <w:lang w:val="gu_IN" w:bidi="gu_IN"/>
         </w:rPr>
       </w:r>
-      <w:hyperlink r:id="rId38">
-        <w:r>
-          <w:rPr>
-            <w:lang w:val="gu_IN" w:bidi="gu_IN"/>
-          </w:rPr>
-          <w:rPr>
-            <w:color w:val="0000EE"/>
-            <w:u w:val="single"/>
-          </w:rPr>
-          <w:t>લુક 8:47–48</w:t>
-        </w:r>
-      </w:hyperlink>
+      <w:r>
+        <w:rPr>
+          <w:lang w:val="gu_IN" w:bidi="gu_IN"/>
+        </w:rPr>
+        <w:t>લુક 8:47–48</w:t>
+      </w:r>
     </w:p>
     <w:p>
       <w:pPr>
